--- a/templates/pecas/Revisao_PGFN_prescricao_ordinaria.docx
+++ b/templates/pecas/Revisao_PGFN_prescricao_ordinaria.docx
@@ -178,16 +178,16 @@
           <w:szCs w:val="21"/>
           <w:rtl w:val="0"/>
         </w:rPr>
-        <w:t xml:space="preserve">+++INS devedor_qualificacao+++</w:t>
-      </w:r>
-      <w:r>
-        <w:rPr>
-          <w:rFonts w:ascii="Quicksand" w:cs="Quicksand" w:eastAsia="Quicksand" w:hAnsi="Quicksand"/>
-          <w:sz w:val="21"/>
-          <w:szCs w:val="21"/>
-          <w:rtl w:val="0"/>
-        </w:rPr>
-        <w:t xml:space="preserve">, por intermédio de sua advogada que esta subscreve, constituída mediante instrumento de mandato anexo (Doc. +++INS doc_mandato+++), vem, respeitosamente a Vossa Senhoria, tendo em vista o regramento contido do artigo 5º, XXXIV, da Constituição Federal, e do artigo 205 do CTN, apresentar o presente </w:t>
+        <w:t xml:space="preserve">+++INS devedor_nome+++</w:t>
+      </w:r>
+      <w:r>
+        <w:rPr>
+          <w:rFonts w:ascii="Quicksand" w:cs="Quicksand" w:eastAsia="Quicksand" w:hAnsi="Quicksand"/>
+          <w:sz w:val="21"/>
+          <w:szCs w:val="21"/>
+          <w:rtl w:val="0"/>
+        </w:rPr>
+        <w:t xml:space="preserve">, +++INS devedor_qualif_resto+++, por intermédio de +++INS tratamento_procurador+++ que esta +++INS subscreve_concord+++, +++INS constituido_concord+++ mediante instrumento de mandato anexo (Doc. +++INS doc_mandato+++), vem, respeitosamente a Vossa Senhoria, tendo em vista o regramento contido do artigo 5º, XXXIV, da Constituição Federal, e do artigo 205 do CTN, apresentar o presente </w:t>
       </w:r>
     </w:p>
     <w:p>
@@ -3834,15 +3834,13 @@
         <w:jc w:val="right"/>
         <w:rPr>
           <w:rFonts w:ascii="Quicksand" w:cs="Quicksand" w:eastAsia="Quicksand" w:hAnsi="Quicksand"/>
-          <w:color w:val="ffffff"/>
-          <w:sz w:val="21"/>
-          <w:szCs w:val="21"/>
-        </w:rPr>
-      </w:pPr>
-      <w:r>
-        <w:rPr>
-          <w:rFonts w:ascii="Quicksand" w:cs="Quicksand" w:eastAsia="Quicksand" w:hAnsi="Quicksand"/>
-          <w:color w:val="ffffff"/>
+          <w:sz w:val="21"/>
+          <w:szCs w:val="21"/>
+        </w:rPr>
+      </w:pPr>
+      <w:r>
+        <w:rPr>
+          <w:rFonts w:ascii="Quicksand" w:cs="Quicksand" w:eastAsia="Quicksand" w:hAnsi="Quicksand"/>
           <w:sz w:val="21"/>
           <w:szCs w:val="21"/>
           <w:rtl w:val="0"/>
